--- a/Documenti finali/ANALISI_Identita-Profilazione-IAM_v0.4.docx
+++ b/Documenti finali/ANALISI_Identita-Profilazione-IAM_v0.4.docx
@@ -6655,7 +6655,7 @@
                 <w:sz w:val="17"/>
                 <w:lang w:val="it-IT"/>
               </w:rPr>
-              <w:t>-shared-library-</w:t>
+              <w:t>-</w:t>
             </w:r>
             <w:proofErr w:type="spellStart"/>
             <w:r>
@@ -6663,6 +6663,22 @@
                 <w:sz w:val="17"/>
                 <w:lang w:val="it-IT"/>
               </w:rPr>
+              <w:t>shared</w:t>
+            </w:r>
+            <w:proofErr w:type="spellEnd"/>
+            <w:r>
+              <w:rPr>
+                <w:sz w:val="17"/>
+                <w:lang w:val="it-IT"/>
+              </w:rPr>
+              <w:t>-library-</w:t>
+            </w:r>
+            <w:proofErr w:type="spellStart"/>
+            <w:r>
+              <w:rPr>
+                <w:sz w:val="17"/>
+                <w:lang w:val="it-IT"/>
+              </w:rPr>
               <w:t>main</w:t>
             </w:r>
             <w:proofErr w:type="spellEnd"/>
@@ -6671,7 +6687,23 @@
                 <w:sz w:val="17"/>
                 <w:lang w:val="it-IT"/>
               </w:rPr>
-              <w:t xml:space="preserve"> — libreria Angular condivisa di Roma Capitale</w:t>
+              <w:t xml:space="preserve"> — libreria </w:t>
+            </w:r>
+            <w:proofErr w:type="spellStart"/>
+            <w:r>
+              <w:rPr>
+                <w:sz w:val="17"/>
+                <w:lang w:val="it-IT"/>
+              </w:rPr>
+              <w:t>Angular</w:t>
+            </w:r>
+            <w:proofErr w:type="spellEnd"/>
+            <w:r>
+              <w:rPr>
+                <w:sz w:val="17"/>
+                <w:lang w:val="it-IT"/>
+              </w:rPr>
+              <w:t xml:space="preserve"> condivisa di Roma Capitale</w:t>
             </w:r>
           </w:p>
         </w:tc>
@@ -10486,7 +10518,7 @@
                 <w:sz w:val="17"/>
                 <w:lang w:val="it-IT"/>
               </w:rPr>
-              <w:t>context</w:t>
+              <w:t>context-path</w:t>
             </w:r>
             <w:proofErr w:type="spellEnd"/>
             <w:r>
@@ -10494,7 +10526,7 @@
                 <w:sz w:val="17"/>
                 <w:lang w:val="it-IT"/>
               </w:rPr>
-              <w:t>-path: la condizione non si verifica mai. Nessun modulo consuma quegli endpoint.</w:t>
+              <w:t>: la condizione non si verifica mai. Nessun modulo consuma quegli endpoint.</w:t>
             </w:r>
           </w:p>
         </w:tc>
@@ -15608,7 +15640,15 @@
         <w:t>Un BFF — Backend For Frontend — è un componente lato server dedicato a un front-end, o a una famiglia di front-end, che si interpone fra il browser e i servizi.</w:t>
       </w:r>
       <w:r>
-        <w:t xml:space="preserve"> Il browser parla soltanto con lui; è lui a tenere la sessione, a custodire i gettoni e a chiamare i servizi a valle per conto dell’utente. Nasce per le applicazioni a </w:t>
+        <w:t xml:space="preserve"> Il browser parla soltanto con lui; è lui a tenere la sessione, a custodire i gettoni e a chiamare i servizi a valle per conto dell’utente. Nasce per le </w:t>
+      </w:r>
+      <w:proofErr w:type="spellStart"/>
+      <w:r>
+        <w:t>applicazioni</w:t>
+      </w:r>
+      <w:proofErr w:type="spellEnd"/>
+      <w:r>
+        <w:t xml:space="preserve"> a </w:t>
       </w:r>
       <w:proofErr w:type="spellStart"/>
       <w:r>
@@ -15692,10 +15732,18 @@
       </w:r>
       <w:proofErr w:type="spellEnd"/>
       <w:r>
-        <w:t xml:space="preserve">; una </w:t>
+        <w:t xml:space="preserve">; </w:t>
       </w:r>
       <w:proofErr w:type="spellStart"/>
       <w:r>
+        <w:t>una</w:t>
+      </w:r>
+      <w:proofErr w:type="spellEnd"/>
+      <w:r>
+        <w:t xml:space="preserve"> </w:t>
+      </w:r>
+      <w:proofErr w:type="spellStart"/>
+      <w:r>
         <w:t>applicazione</w:t>
       </w:r>
       <w:proofErr w:type="spellEnd"/>
@@ -15778,7 +15826,15 @@
       </w:r>
       <w:proofErr w:type="spellEnd"/>
       <w:r>
-        <w:t xml:space="preserve"> parte — e ogni posto in cui può conservarlo è leggibile da chi riesca a far eseguire uno script nella pagina.</w:t>
+        <w:t xml:space="preserve"> </w:t>
+      </w:r>
+      <w:proofErr w:type="spellStart"/>
+      <w:r>
+        <w:t>parte</w:t>
+      </w:r>
+      <w:proofErr w:type="spellEnd"/>
+      <w:r>
+        <w:t xml:space="preserve"> — e ogni posto in cui può conservarlo è leggibile da chi riesca a far eseguire uno script nella pagina.</w:t>
       </w:r>
     </w:p>
     <w:p>
@@ -16197,13 +16253,27 @@
               <w:rPr>
                 <w:sz w:val="18"/>
               </w:rPr>
-              <w:t xml:space="preserve">Il BFF è il punto naturale in cui </w:t>
+              <w:t xml:space="preserve">Il BFF è il punto </w:t>
             </w:r>
             <w:proofErr w:type="spellStart"/>
             <w:r>
               <w:rPr>
                 <w:sz w:val="18"/>
               </w:rPr>
+              <w:t>naturale</w:t>
+            </w:r>
+            <w:proofErr w:type="spellEnd"/>
+            <w:r>
+              <w:rPr>
+                <w:sz w:val="18"/>
+              </w:rPr>
+              <w:t xml:space="preserve"> in cui </w:t>
+            </w:r>
+            <w:proofErr w:type="spellStart"/>
+            <w:r>
+              <w:rPr>
+                <w:sz w:val="18"/>
+              </w:rPr>
               <w:t>l’identità</w:t>
             </w:r>
             <w:proofErr w:type="spellEnd"/>
@@ -16335,7 +16405,21 @@
               <w:rPr>
                 <w:sz w:val="18"/>
               </w:rPr>
-              <w:t xml:space="preserve"> a valle. Non toglie ai servizi il lavoro di verificarla, ma lo localizza: un componente invece di trentacinque.</w:t>
+              <w:t xml:space="preserve"> a </w:t>
+            </w:r>
+            <w:proofErr w:type="spellStart"/>
+            <w:r>
+              <w:rPr>
+                <w:sz w:val="18"/>
+              </w:rPr>
+              <w:t>valle</w:t>
+            </w:r>
+            <w:proofErr w:type="spellEnd"/>
+            <w:r>
+              <w:rPr>
+                <w:sz w:val="18"/>
+              </w:rPr>
+              <w:t>. Non toglie ai servizi il lavoro di verificarla, ma lo localizza: un componente invece di trentacinque.</w:t>
             </w:r>
           </w:p>
         </w:tc>
@@ -23261,16 +23345,11 @@
       <w:r>
         <w:t xml:space="preserve"> un </w:t>
       </w:r>
-      <w:proofErr w:type="spellStart"/>
       <w:r>
         <w:t>token</w:t>
       </w:r>
       <w:r>
-        <w:t xml:space="preserve"> p</w:t>
-      </w:r>
-      <w:proofErr w:type="spellEnd"/>
-      <w:r>
-        <w:t xml:space="preserve">roprio — il </w:t>
+        <w:t xml:space="preserve"> proprio — il </w:t>
       </w:r>
       <w:r>
         <w:rPr>
@@ -23295,25 +23374,45 @@
         </w:rPr>
         <w:t xml:space="preserve">Il </w:t>
       </w:r>
+      <w:r>
+        <w:rPr>
+          <w:bCs/>
+        </w:rPr>
+        <w:t>token</w:t>
+      </w:r>
+      <w:r>
+        <w:rPr>
+          <w:bCs/>
+        </w:rPr>
+        <w:t xml:space="preserve"> di IAM non </w:t>
+      </w:r>
       <w:proofErr w:type="spellStart"/>
       <w:r>
         <w:rPr>
           <w:bCs/>
         </w:rPr>
-        <w:t>token</w:t>
-      </w:r>
+        <w:t>esce</w:t>
+      </w:r>
+      <w:proofErr w:type="spellEnd"/>
       <w:r>
         <w:rPr>
           <w:bCs/>
         </w:rPr>
-        <w:t xml:space="preserve"> d</w:t>
+        <w:t xml:space="preserve"> </w:t>
+      </w:r>
+      <w:proofErr w:type="spellStart"/>
+      <w:r>
+        <w:rPr>
+          <w:bCs/>
+        </w:rPr>
+        <w:t>mai</w:t>
       </w:r>
       <w:proofErr w:type="spellEnd"/>
       <w:r>
         <w:rPr>
           <w:bCs/>
         </w:rPr>
-        <w:t>i IAM non esce mai da sipo-auth</w:t>
+        <w:t xml:space="preserve"> da sipo-auth</w:t>
       </w:r>
       <w:r>
         <w:t>: è il confine che tiene separato ciò che l’ente governa da ciò che governiamo noi, e che consente di cambiare il modo di autenticarsi senza toccare nulla a valle.</w:t>
@@ -23915,7 +24014,21 @@
               <w:rPr>
                 <w:sz w:val="18"/>
               </w:rPr>
-              <w:t xml:space="preserve"> a legare l’utente di IAM a quello di SIPO (decisione D3): la bonifica di ANAG_USR.CODICE_FISCALE ne è il prerequisito.</w:t>
+              <w:t xml:space="preserve"> a </w:t>
+            </w:r>
+            <w:proofErr w:type="spellStart"/>
+            <w:r>
+              <w:rPr>
+                <w:sz w:val="18"/>
+              </w:rPr>
+              <w:t>legare</w:t>
+            </w:r>
+            <w:proofErr w:type="spellEnd"/>
+            <w:r>
+              <w:rPr>
+                <w:sz w:val="18"/>
+              </w:rPr>
+              <w:t xml:space="preserve"> l’utente di IAM a quello di SIPO (decisione D3): la bonifica di ANAG_USR.CODICE_FISCALE ne è il prerequisito.</w:t>
             </w:r>
           </w:p>
         </w:tc>
@@ -24230,13 +24343,27 @@
         <w:rPr>
           <w:bCs/>
         </w:rPr>
-        <w:t xml:space="preserve">La scelta </w:t>
+        <w:t xml:space="preserve">La </w:t>
       </w:r>
       <w:proofErr w:type="spellStart"/>
       <w:r>
         <w:rPr>
           <w:bCs/>
         </w:rPr>
+        <w:t>scelta</w:t>
+      </w:r>
+      <w:proofErr w:type="spellEnd"/>
+      <w:r>
+        <w:rPr>
+          <w:bCs/>
+        </w:rPr>
+        <w:t xml:space="preserve"> </w:t>
+      </w:r>
+      <w:proofErr w:type="spellStart"/>
+      <w:r>
+        <w:rPr>
+          <w:bCs/>
+        </w:rPr>
         <w:t>va</w:t>
       </w:r>
       <w:proofErr w:type="spellEnd"/>
@@ -24300,7 +24427,21 @@
         <w:rPr>
           <w:bCs/>
         </w:rPr>
-        <w:t xml:space="preserve"> è un dato di codice che non era stato misurato</w:t>
+        <w:t xml:space="preserve"> è un </w:t>
+      </w:r>
+      <w:proofErr w:type="spellStart"/>
+      <w:r>
+        <w:rPr>
+          <w:bCs/>
+        </w:rPr>
+        <w:t>dato</w:t>
+      </w:r>
+      <w:proofErr w:type="spellEnd"/>
+      <w:r>
+        <w:rPr>
+          <w:bCs/>
+        </w:rPr>
+        <w:t xml:space="preserve"> di codice che non era stato misurato</w:t>
       </w:r>
       <w:r>
         <w:rPr>
@@ -24365,14 +24506,41 @@
         <w:rPr>
           <w:bCs/>
         </w:rPr>
-        <w:t xml:space="preserve"> la fase in cui l’identità della persona arriva ai back-end non si può fare cambiando i punti di chiamata:</w:t>
-      </w:r>
-      <w:r>
-        <w:t xml:space="preserve"> il cambiamento deve avvenire dentro il componente che li serve, a parità di firma. E quel </w:t>
-      </w:r>
+        <w:t xml:space="preserve"> la </w:t>
+      </w:r>
+      <w:proofErr w:type="spellStart"/>
+      <w:r>
+        <w:rPr>
+          <w:bCs/>
+        </w:rPr>
+        <w:t>fase</w:t>
+      </w:r>
+      <w:proofErr w:type="spellEnd"/>
+      <w:r>
+        <w:rPr>
+          <w:bCs/>
+        </w:rPr>
+        <w:t xml:space="preserve"> in cui l’identità della persona arriva ai back-end non si può fare cambiando i punti di chiamata:</w:t>
+      </w:r>
+      <w:r>
+        <w:t xml:space="preserve"> il cambiamento deve avvenire dentro il componente che li serve, a parità di firma. E </w:t>
+      </w:r>
+      <w:proofErr w:type="spellStart"/>
+      <w:r>
+        <w:t>quel</w:t>
+      </w:r>
+      <w:proofErr w:type="spellEnd"/>
+      <w:r>
+        <w:t xml:space="preserve"> </w:t>
+      </w:r>
+      <w:proofErr w:type="spellStart"/>
       <w:r>
         <w:lastRenderedPageBreak/>
-        <w:t xml:space="preserve">componente </w:t>
+        <w:t>componente</w:t>
+      </w:r>
+      <w:proofErr w:type="spellEnd"/>
+      <w:r>
+        <w:t xml:space="preserve"> </w:t>
       </w:r>
       <w:proofErr w:type="spellStart"/>
       <w:r>
@@ -24402,10 +24570,7 @@
         <w:jc w:val="both"/>
       </w:pPr>
       <w:r>
-        <w:t>I</w:t>
-      </w:r>
-      <w:r>
-        <w:t xml:space="preserve">l </w:t>
+        <w:t xml:space="preserve">Il </w:t>
       </w:r>
       <w:proofErr w:type="spellStart"/>
       <w:r>
@@ -24429,10 +24594,7 @@
       </w:r>
       <w:proofErr w:type="spellEnd"/>
       <w:r>
-        <w:t xml:space="preserve"> back-end</w:t>
-      </w:r>
-      <w:r>
-        <w:t xml:space="preserve"> (</w:t>
+        <w:t xml:space="preserve"> back-end (</w:t>
       </w:r>
       <w:proofErr w:type="spellStart"/>
       <w:r>
@@ -24464,10 +24626,7 @@
       </w:r>
       <w:proofErr w:type="spellEnd"/>
       <w:r>
-        <w:t>)</w:t>
-      </w:r>
-      <w:r>
-        <w:t xml:space="preserve"> e la fase successiva richiederebbe comunque di costruirlo. </w:t>
+        <w:t xml:space="preserve">) e la fase successiva richiederebbe comunque di costruirlo. </w:t>
       </w:r>
     </w:p>
     <w:p>
@@ -24475,10 +24634,7 @@
         <w:jc w:val="both"/>
       </w:pPr>
       <w:r>
-        <w:t>Si</w:t>
-      </w:r>
-      <w:r>
-        <w:t xml:space="preserve"> introduce </w:t>
+        <w:t xml:space="preserve">Si introduce </w:t>
       </w:r>
       <w:proofErr w:type="spellStart"/>
       <w:r>
@@ -24486,14 +24642,19 @@
       </w:r>
       <w:proofErr w:type="spellEnd"/>
       <w:r>
+        <w:t xml:space="preserve"> un </w:t>
+      </w:r>
+      <w:proofErr w:type="spellStart"/>
+      <w:r>
+        <w:t>componente</w:t>
+      </w:r>
+      <w:proofErr w:type="spellEnd"/>
+      <w:r>
         <w:t xml:space="preserve"> </w:t>
       </w:r>
-      <w:r>
-        <w:t xml:space="preserve">un </w:t>
-      </w:r>
       <w:proofErr w:type="spellStart"/>
       <w:r>
-        <w:t>componente</w:t>
+        <w:t>sul</w:t>
       </w:r>
       <w:proofErr w:type="spellEnd"/>
       <w:r>
@@ -24501,31 +24662,47 @@
       </w:r>
       <w:proofErr w:type="spellStart"/>
       <w:r>
-        <w:t>sul</w:t>
+        <w:t>percorso</w:t>
       </w:r>
       <w:proofErr w:type="spellEnd"/>
       <w:r>
+        <w:t xml:space="preserve"> del login </w:t>
+      </w:r>
+      <w:proofErr w:type="spellStart"/>
+      <w:r>
+        <w:t>consci</w:t>
+      </w:r>
+      <w:proofErr w:type="spellEnd"/>
+      <w:r>
+        <w:t xml:space="preserve"> del </w:t>
+      </w:r>
+      <w:proofErr w:type="spellStart"/>
+      <w:r>
+        <w:t>fatto</w:t>
+      </w:r>
+      <w:proofErr w:type="spellEnd"/>
+      <w:r>
         <w:t xml:space="preserve"> </w:t>
       </w:r>
       <w:proofErr w:type="spellStart"/>
       <w:r>
-        <w:t>percorso</w:t>
+        <w:t>che</w:t>
       </w:r>
       <w:proofErr w:type="spellEnd"/>
       <w:r>
-        <w:t xml:space="preserve"> del login </w:t>
+        <w:t xml:space="preserve"> </w:t>
       </w:r>
       <w:proofErr w:type="spellStart"/>
       <w:r>
-        <w:t>consci</w:t>
+        <w:t>quest’ultimo</w:t>
       </w:r>
       <w:proofErr w:type="spellEnd"/>
       <w:r>
-        <w:t xml:space="preserve"> del </w:t>
+        <w:t xml:space="preserve"> è il punto in cui un </w:t>
       </w:r>
       <w:proofErr w:type="spellStart"/>
       <w:r>
-        <w:t>fatto</w:t>
+        <w:t>eventuale</w:t>
       </w:r>
       <w:proofErr w:type="spellEnd"/>
       <w:r>
@@ -24533,7 +24710,7 @@
       </w:r>
       <w:proofErr w:type="spellStart"/>
       <w:r>
-        <w:t>che</w:t>
+        <w:t>disservizio</w:t>
       </w:r>
       <w:proofErr w:type="spellEnd"/>
       <w:r>
@@ -24541,42 +24718,15 @@
       </w:r>
       <w:proofErr w:type="spellStart"/>
       <w:r>
-        <w:t>quest’ultimo</w:t>
+        <w:t>ferma</w:t>
       </w:r>
       <w:proofErr w:type="spellEnd"/>
       <w:r>
-        <w:t xml:space="preserve"> è il punto in cui un </w:t>
+        <w:t xml:space="preserve"> </w:t>
       </w:r>
       <w:proofErr w:type="spellStart"/>
       <w:r>
-        <w:t>eventuale</w:t>
-      </w:r>
-      <w:proofErr w:type="spellEnd"/>
-      <w:r>
-        <w:t xml:space="preserve"> </w:t>
-      </w:r>
-      <w:proofErr w:type="spellStart"/>
-      <w:r>
-        <w:t>disservizio</w:t>
-      </w:r>
-      <w:proofErr w:type="spellEnd"/>
-      <w:r>
-        <w:t xml:space="preserve"> </w:t>
-      </w:r>
-      <w:proofErr w:type="spellStart"/>
-      <w:r>
-        <w:t>ferma</w:t>
-      </w:r>
-      <w:proofErr w:type="spellEnd"/>
-      <w:r>
-        <w:t xml:space="preserve"> </w:t>
-      </w:r>
-      <w:proofErr w:type="spellStart"/>
-      <w:r>
-        <w:t>tutt</w:t>
-      </w:r>
-      <w:r>
-        <w:t>o</w:t>
+        <w:t>tutto</w:t>
       </w:r>
       <w:proofErr w:type="spellEnd"/>
       <w:r>
@@ -24649,7 +24799,15 @@
         <w:jc w:val="both"/>
       </w:pPr>
       <w:r>
-        <w:t xml:space="preserve">Se l’utente non è censito o è </w:t>
+        <w:t xml:space="preserve">Se l’utente non è </w:t>
+      </w:r>
+      <w:proofErr w:type="spellStart"/>
+      <w:r>
+        <w:t>censito</w:t>
+      </w:r>
+      <w:proofErr w:type="spellEnd"/>
+      <w:r>
+        <w:t xml:space="preserve"> o è </w:t>
       </w:r>
       <w:proofErr w:type="spellStart"/>
       <w:r>
@@ -24798,7 +24956,15 @@
       </w:r>
       <w:proofErr w:type="spellEnd"/>
       <w:r>
-        <w:t xml:space="preserve">, emette il token SIPO e riporta l’operatore al front-end, che costruisce l’oggetto utente </w:t>
+        <w:t xml:space="preserve">, </w:t>
+      </w:r>
+      <w:proofErr w:type="spellStart"/>
+      <w:r>
+        <w:t>emette</w:t>
+      </w:r>
+      <w:proofErr w:type="spellEnd"/>
+      <w:r>
+        <w:t xml:space="preserve"> il token SIPO e riporta l’operatore al front-end, che costruisce l’oggetto utente </w:t>
       </w:r>
       <w:r>
         <w:rPr>
@@ -24855,7 +25021,21 @@
         <w:rPr>
           <w:bCs/>
         </w:rPr>
-        <w:t xml:space="preserve"> proprietà </w:t>
+        <w:t xml:space="preserve"> </w:t>
+      </w:r>
+      <w:proofErr w:type="spellStart"/>
+      <w:r>
+        <w:rPr>
+          <w:bCs/>
+        </w:rPr>
+        <w:t>proprietà</w:t>
+      </w:r>
+      <w:proofErr w:type="spellEnd"/>
+      <w:r>
+        <w:rPr>
+          <w:bCs/>
+        </w:rPr>
+        <w:t xml:space="preserve"> </w:t>
       </w:r>
       <w:proofErr w:type="spellStart"/>
       <w:r>
@@ -24985,7 +25165,15 @@
       </w:r>
       <w:proofErr w:type="spellEnd"/>
       <w:r>
-        <w:t xml:space="preserve"> vero quando il valore è assente, e un’intestazione mancante produce un utente vuoto anziché un errore. La seconda differenza è che se durante la sessione cambia il codice fiscale autenticato la sessione viene invalidata.</w:t>
+        <w:t xml:space="preserve"> </w:t>
+      </w:r>
+      <w:proofErr w:type="spellStart"/>
+      <w:r>
+        <w:t>vero</w:t>
+      </w:r>
+      <w:proofErr w:type="spellEnd"/>
+      <w:r>
+        <w:t xml:space="preserve"> quando il valore è assente, e un’intestazione mancante produce un utente vuoto anziché un errore. La seconda differenza è che se durante la sessione cambia il codice fiscale autenticato la sessione viene invalidata.</w:t>
       </w:r>
     </w:p>
     <w:p>
@@ -25206,25 +25394,67 @@
         <w:t>Uscita.</w:t>
       </w:r>
       <w:r>
-        <w:t xml:space="preserve">Il front-end chiude la propria sessione e quella di sipo-auth. ⚠️ </w:t>
-      </w:r>
-      <w:r>
-        <w:rPr>
-          <w:b/>
-        </w:rPr>
-        <w:t xml:space="preserve">Non si propaga l’uscita </w:t>
+        <w:t xml:space="preserve">Il front-end chiude la propria sessione e quella di sipo-auth. </w:t>
+      </w:r>
+      <w:r>
+        <w:rPr>
+          <w:bCs/>
+        </w:rPr>
+        <w:t xml:space="preserve">Non </w:t>
+      </w:r>
+      <w:proofErr w:type="spellStart"/>
+      <w:r>
+        <w:rPr>
+          <w:bCs/>
+        </w:rPr>
+        <w:t>si</w:t>
+      </w:r>
+      <w:proofErr w:type="spellEnd"/>
+      <w:r>
+        <w:rPr>
+          <w:bCs/>
+        </w:rPr>
+        <w:t xml:space="preserve"> </w:t>
+      </w:r>
+      <w:proofErr w:type="spellStart"/>
+      <w:r>
+        <w:rPr>
+          <w:bCs/>
+        </w:rPr>
+        <w:t>propaga</w:t>
+      </w:r>
+      <w:proofErr w:type="spellEnd"/>
+      <w:r>
+        <w:rPr>
+          <w:bCs/>
+        </w:rPr>
+        <w:t xml:space="preserve"> </w:t>
+      </w:r>
+      <w:proofErr w:type="spellStart"/>
+      <w:r>
+        <w:rPr>
+          <w:bCs/>
+        </w:rPr>
+        <w:t>l’uscita</w:t>
+      </w:r>
+      <w:proofErr w:type="spellEnd"/>
+      <w:r>
+        <w:rPr>
+          <w:bCs/>
+        </w:rPr>
+        <w:t xml:space="preserve"> </w:t>
       </w:r>
       <w:proofErr w:type="gramStart"/>
       <w:r>
         <w:rPr>
-          <w:b/>
+          <w:bCs/>
         </w:rPr>
         <w:t>a</w:t>
       </w:r>
       <w:proofErr w:type="gramEnd"/>
       <w:r>
         <w:rPr>
-          <w:b/>
+          <w:bCs/>
         </w:rPr>
         <w:t xml:space="preserve"> IAM</w:t>
       </w:r>
@@ -25259,7 +25489,15 @@
       </w:r>
       <w:proofErr w:type="gramEnd"/>
       <w:r>
-        <w:t xml:space="preserve"> ha già una sessione continua a lavorare fino alla scadenza; i nuovi accessi falliscono con un </w:t>
+        <w:t xml:space="preserve"> ha già una sessione continua a lavorare fino alla scadenza; i nuovi accessi </w:t>
+      </w:r>
+      <w:proofErr w:type="spellStart"/>
+      <w:r>
+        <w:t>falliscono</w:t>
+      </w:r>
+      <w:proofErr w:type="spellEnd"/>
+      <w:r>
+        <w:t xml:space="preserve"> con un </w:t>
       </w:r>
       <w:proofErr w:type="spellStart"/>
       <w:r>
@@ -25287,11 +25525,19 @@
         </w:numPr>
         <w:jc w:val="both"/>
       </w:pPr>
+      <w:proofErr w:type="spellStart"/>
       <w:r>
         <w:rPr>
           <w:b/>
         </w:rPr>
-        <w:t xml:space="preserve">Intestazioni </w:t>
+        <w:t>Intestazioni</w:t>
+      </w:r>
+      <w:proofErr w:type="spellEnd"/>
+      <w:r>
+        <w:rPr>
+          <w:b/>
+        </w:rPr>
+        <w:t xml:space="preserve"> </w:t>
       </w:r>
       <w:proofErr w:type="spellStart"/>
       <w:r>
@@ -25328,12 +25574,10 @@
         <w:t xml:space="preserve"> </w:t>
       </w:r>
       <w:proofErr w:type="spellStart"/>
-      <w:proofErr w:type="gramStart"/>
       <w:r>
         <w:t>Vengono</w:t>
       </w:r>
       <w:proofErr w:type="spellEnd"/>
-      <w:proofErr w:type="gramEnd"/>
       <w:r>
         <w:t xml:space="preserve"> </w:t>
       </w:r>
@@ -25343,7 +25587,36 @@
       </w:r>
       <w:proofErr w:type="spellEnd"/>
       <w:r>
-        <w:t xml:space="preserve"> e non autenticano nessuno. È il difetto che la soluzione chiude alla radice.</w:t>
+        <w:t xml:space="preserve"> e non autenticano nessuno. È il difetto che la </w:t>
+      </w:r>
+      <w:proofErr w:type="spellStart"/>
+      <w:r>
+        <w:t>soluzione</w:t>
+      </w:r>
+      <w:proofErr w:type="spellEnd"/>
+      <w:r>
+        <w:t xml:space="preserve"> </w:t>
+      </w:r>
+      <w:proofErr w:type="spellStart"/>
+      <w:r>
+        <w:t>chiude</w:t>
+      </w:r>
+      <w:proofErr w:type="spellEnd"/>
+      <w:r>
+        <w:t xml:space="preserve"> alla </w:t>
+      </w:r>
+      <w:proofErr w:type="spellStart"/>
+      <w:r>
+        <w:t>radice</w:t>
+      </w:r>
+      <w:proofErr w:type="spellEnd"/>
+      <w:r>
+        <w:t>.</w:t>
+      </w:r>
+    </w:p>
+    <w:p>
+      <w:r>
+        <w:br w:type="page"/>
       </w:r>
     </w:p>
     <w:p>
@@ -25353,6 +25626,7 @@
       </w:pPr>
       <w:bookmarkStart w:id="34" w:name="_Toc242202333"/>
       <w:r>
+        <w:lastRenderedPageBreak/>
         <w:t>Come ci si arriva: due sequenze</w:t>
       </w:r>
       <w:bookmarkEnd w:id="34"/>
@@ -25451,7 +25725,6 @@
               <w:rPr>
                 <w:sz w:val="18"/>
               </w:rPr>
-              <w:lastRenderedPageBreak/>
               <w:t>Modifiche ai front-end nella prima fase</w:t>
             </w:r>
           </w:p>
@@ -25562,7 +25835,35 @@
               <w:rPr>
                 <w:sz w:val="18"/>
               </w:rPr>
-              <w:t xml:space="preserve"> che impedisca di raggiungere i front-end senza passare da sipo-auth. Senza quella regola la sequenza non è sicura e non va adottata.</w:t>
+              <w:t xml:space="preserve"> </w:t>
+            </w:r>
+            <w:proofErr w:type="spellStart"/>
+            <w:r>
+              <w:rPr>
+                <w:sz w:val="18"/>
+              </w:rPr>
+              <w:t>che</w:t>
+            </w:r>
+            <w:proofErr w:type="spellEnd"/>
+            <w:r>
+              <w:rPr>
+                <w:sz w:val="18"/>
+              </w:rPr>
+              <w:t xml:space="preserve"> </w:t>
+            </w:r>
+            <w:proofErr w:type="spellStart"/>
+            <w:r>
+              <w:rPr>
+                <w:sz w:val="18"/>
+              </w:rPr>
+              <w:t>impedisca</w:t>
+            </w:r>
+            <w:proofErr w:type="spellEnd"/>
+            <w:r>
+              <w:rPr>
+                <w:sz w:val="18"/>
+              </w:rPr>
+              <w:t xml:space="preserve"> di raggiungere i front-end senza passare da sipo-auth. Senza quella regola la sequenza non è sicura e non va adottata.</w:t>
             </w:r>
           </w:p>
         </w:tc>
@@ -25723,27 +26024,39 @@
         <w:jc w:val="both"/>
       </w:pPr>
       <w:r>
-        <w:t>I</w:t>
-      </w:r>
-      <w:r>
-        <w:t xml:space="preserve"> back-end </w:t>
+        <w:t xml:space="preserve">I back-end </w:t>
       </w:r>
       <w:proofErr w:type="spellStart"/>
       <w:r>
-        <w:t>continu</w:t>
-      </w:r>
-      <w:r>
-        <w:t>eranno</w:t>
+        <w:t>continueranno</w:t>
       </w:r>
       <w:proofErr w:type="spellEnd"/>
       <w:r>
-        <w:t xml:space="preserve"> ad accettare anche il </w:t>
-      </w:r>
-      <w:r>
-        <w:t>token</w:t>
-      </w:r>
-      <w:r>
-        <w:t xml:space="preserve"> tecnico di oggi, il token dell’utente si accende dove serve e </w:t>
+        <w:t xml:space="preserve"> </w:t>
+      </w:r>
+      <w:proofErr w:type="spellStart"/>
+      <w:r>
+        <w:t>ad</w:t>
+      </w:r>
+      <w:proofErr w:type="spellEnd"/>
+      <w:r>
+        <w:t xml:space="preserve"> </w:t>
+      </w:r>
+      <w:proofErr w:type="spellStart"/>
+      <w:r>
+        <w:t>accettare</w:t>
+      </w:r>
+      <w:proofErr w:type="spellEnd"/>
+      <w:r>
+        <w:t xml:space="preserve"> </w:t>
+      </w:r>
+      <w:proofErr w:type="spellStart"/>
+      <w:r>
+        <w:t>anche</w:t>
+      </w:r>
+      <w:proofErr w:type="spellEnd"/>
+      <w:r>
+        <w:t xml:space="preserve"> il token tecnico di oggi, il token dell’utente si accende dove serve e </w:t>
       </w:r>
       <w:r>
         <w:rPr>
@@ -25839,7 +26152,35 @@
         <w:rPr>
           <w:bCs/>
         </w:rPr>
-        <w:t xml:space="preserve"> anche sul front-end Angular</w:t>
+        <w:t xml:space="preserve"> </w:t>
+      </w:r>
+      <w:proofErr w:type="spellStart"/>
+      <w:r>
+        <w:rPr>
+          <w:bCs/>
+        </w:rPr>
+        <w:t>anche</w:t>
+      </w:r>
+      <w:proofErr w:type="spellEnd"/>
+      <w:r>
+        <w:rPr>
+          <w:bCs/>
+        </w:rPr>
+        <w:t xml:space="preserve"> </w:t>
+      </w:r>
+      <w:proofErr w:type="spellStart"/>
+      <w:r>
+        <w:rPr>
+          <w:bCs/>
+        </w:rPr>
+        <w:t>sul</w:t>
+      </w:r>
+      <w:proofErr w:type="spellEnd"/>
+      <w:r>
+        <w:rPr>
+          <w:bCs/>
+        </w:rPr>
+        <w:t xml:space="preserve"> front-end Angular</w:t>
       </w:r>
       <w:r>
         <w:t xml:space="preserve"> e la variante del Backend </w:t>
@@ -25877,7 +26218,39 @@
       </w:r>
       <w:proofErr w:type="spellEnd"/>
       <w:r>
-        <w:t xml:space="preserve"> a pagina singola non possono usare le intestazioni, e tenere il gettone nel browser è ciò che il BFF evita. Ci sono però </w:t>
+        <w:t xml:space="preserve"> a </w:t>
+      </w:r>
+      <w:proofErr w:type="spellStart"/>
+      <w:r>
+        <w:t>pagina</w:t>
+      </w:r>
+      <w:proofErr w:type="spellEnd"/>
+      <w:r>
+        <w:t xml:space="preserve"> </w:t>
+      </w:r>
+      <w:proofErr w:type="spellStart"/>
+      <w:r>
+        <w:t>singola</w:t>
+      </w:r>
+      <w:proofErr w:type="spellEnd"/>
+      <w:r>
+        <w:t xml:space="preserve"> non possono usare le intestazioni, e tenere il gettone nel browser è ciò che il BFF evita. Ci </w:t>
+      </w:r>
+      <w:proofErr w:type="spellStart"/>
+      <w:r>
+        <w:t>sono</w:t>
+      </w:r>
+      <w:proofErr w:type="spellEnd"/>
+      <w:r>
+        <w:t xml:space="preserve"> </w:t>
+      </w:r>
+      <w:proofErr w:type="spellStart"/>
+      <w:r>
+        <w:t>però</w:t>
+      </w:r>
+      <w:proofErr w:type="spellEnd"/>
+      <w:r>
+        <w:t xml:space="preserve"> </w:t>
       </w:r>
       <w:proofErr w:type="spellStart"/>
       <w:r>
@@ -26157,7 +26530,14 @@
               <w:rPr>
                 <w:sz w:val="18"/>
               </w:rPr>
-              <w:t>Un BFF per shell, non per micro-frontend. Vanno verificati due dettagli che passano inosservati finché non rompono: da dove si serve il manifesto dei remote, e che il cookie di sessione resti valido per le chiamate del browser (origine e attributo SameSite coerenti).</w:t>
+              <w:t xml:space="preserve">Un BFF per shell, non per micro-frontend. Vanno verificati due dettagli che passano inosservati finché non rompono: da dove si serve il manifesto dei remote, e che il cookie di sessione resti valido per le chiamate del </w:t>
+            </w:r>
+            <w:r>
+              <w:rPr>
+                <w:sz w:val="18"/>
+              </w:rPr>
+              <w:lastRenderedPageBreak/>
+              <w:t>browser (origine e attributo SameSite coerenti).</w:t>
             </w:r>
           </w:p>
         </w:tc>
@@ -26178,6 +26558,7 @@
               <w:rPr>
                 <w:sz w:val="18"/>
               </w:rPr>
+              <w:lastRenderedPageBreak/>
               <w:t>Il BFF non è senza stato</w:t>
             </w:r>
           </w:p>
@@ -26256,14 +26637,7 @@
               <w:rPr>
                 <w:sz w:val="18"/>
               </w:rPr>
-              <w:t xml:space="preserve">Sono due sessioni distinte e lo restano: quella di SIPO dura minuti e si rinnova da sola; il </w:t>
-            </w:r>
-            <w:r>
-              <w:rPr>
-                <w:sz w:val="18"/>
-              </w:rPr>
-              <w:lastRenderedPageBreak/>
-              <w:t>codice che abilita le operazioni verso ANSC dura quattro ore, lo genera l’ufficiale sulla web app nazionale e lo custodisce il concentratore.</w:t>
+              <w:t>Sono due sessioni distinte e lo restano: quella di SIPO dura minuti e si rinnova da sola; il codice che abilita le operazioni verso ANSC dura quattro ore, lo genera l’ufficiale sulla web app nazionale e lo custodisce il concentratore.</w:t>
             </w:r>
           </w:p>
         </w:tc>
@@ -26282,15 +26656,7 @@
               <w:rPr>
                 <w:sz w:val="18"/>
               </w:rPr>
-              <w:lastRenderedPageBreak/>
-              <w:t xml:space="preserve">Nessuna fusione fra le due. Il documento del front-end le tiene già separate; va solo </w:t>
-            </w:r>
-            <w:r>
-              <w:rPr>
-                <w:sz w:val="18"/>
-              </w:rPr>
-              <w:lastRenderedPageBreak/>
-              <w:t>detto che la scadenza dell’una non è la scadenza dell’altra, perché l’operatore vede due contatori e deve sapere che cosa significano.</w:t>
+              <w:t>Nessuna fusione fra le due. Il documento del front-end le tiene già separate; va solo detto che la scadenza dell’una non è la scadenza dell’altra, perché l’operatore vede due contatori e deve sapere che cosa significano.</w:t>
             </w:r>
           </w:p>
         </w:tc>
@@ -26311,7 +26677,6 @@
               <w:rPr>
                 <w:sz w:val="18"/>
               </w:rPr>
-              <w:lastRenderedPageBreak/>
               <w:t>L’intercettore che «aggiunge le credenziali»</w:t>
             </w:r>
           </w:p>
@@ -26599,7 +26964,15 @@
       </w:r>
       <w:proofErr w:type="spellEnd"/>
       <w:r>
-        <w:t xml:space="preserve"> che possa fermare il back-office nuovo. I due mondi autorizzano su vocabolari diversi, e nessuno dei due è sbagliato: il Java decide su un ruolo solo perché così sono scritte le quasi quattrocento regole esistenti, l’Angular decide su una lista di abilitazioni perché una pagina ha un’abilitazione per accedervi e una per ciascuna azione. </w:t>
+        <w:t xml:space="preserve"> </w:t>
+      </w:r>
+      <w:proofErr w:type="spellStart"/>
+      <w:r>
+        <w:t>che</w:t>
+      </w:r>
+      <w:proofErr w:type="spellEnd"/>
+      <w:r>
+        <w:t xml:space="preserve"> possa fermare il back-office nuovo. I due mondi autorizzano su vocabolari diversi, e nessuno dei due è sbagliato: il Java decide su un ruolo solo perché così sono scritte le quasi quattrocento regole esistenti, l’Angular decide su una lista di abilitazioni perché una pagina ha un’abilitazione per accedervi e una per ciascuna azione. </w:t>
       </w:r>
       <w:r>
         <w:rPr>
@@ -27102,6 +27475,7 @@
               <w:rPr>
                 <w:sz w:val="18"/>
               </w:rPr>
+              <w:lastRenderedPageBreak/>
               <w:t>Tracciamento degli accessi</w:t>
             </w:r>
           </w:p>
@@ -27235,7 +27609,6 @@
                 <w:b/>
                 <w:sz w:val="18"/>
               </w:rPr>
-              <w:lastRenderedPageBreak/>
               <w:t>Prerequisito</w:t>
             </w:r>
           </w:p>
@@ -30949,15 +31322,6 @@
 </file>
 
 <file path=customXml/item1.xml><?xml version="1.0" encoding="utf-8"?>
-<?mso-contentType ?>
-<FormTemplates xmlns="http://schemas.microsoft.com/sharepoint/v3/contenttype/forms">
-  <Display>DocumentLibraryForm</Display>
-  <Edit>DocumentLibraryForm</Edit>
-  <New>DocumentLibraryForm</New>
-</FormTemplates>
-</file>
-
-<file path=customXml/item2.xml><?xml version="1.0" encoding="utf-8"?>
 <ct:contentTypeSchema xmlns:ct="http://schemas.microsoft.com/office/2006/metadata/contentType" xmlns:ma="http://schemas.microsoft.com/office/2006/metadata/properties/metaAttributes" ct:_="" ma:_="" ma:contentTypeName="Documento" ma:contentTypeID="0x0101000F70AD27AC816949BF7C819E6DFFF475" ma:contentTypeVersion="7" ma:contentTypeDescription="Creare un nuovo documento." ma:contentTypeScope="" ma:versionID="a3c63e874e08f7b0b0412d3283f410be">
   <xsd:schema xmlns:xsd="http://www.w3.org/2001/XMLSchema" xmlns:xs="http://www.w3.org/2001/XMLSchema" xmlns:p="http://schemas.microsoft.com/office/2006/metadata/properties" xmlns:ns2="320850a0-50f7-4a29-83a2-c11c7ba2e4a4" targetNamespace="http://schemas.microsoft.com/office/2006/metadata/properties" ma:root="true" ma:fieldsID="37eddf013746b268a4a345f63c84cd04" ns2:_="">
     <xsd:import namespace="320850a0-50f7-4a29-83a2-c11c7ba2e4a4"/>
@@ -31119,25 +31483,26 @@
 </ct:contentTypeSchema>
 </file>
 
+<file path=customXml/item2.xml><?xml version="1.0" encoding="utf-8"?>
+<?mso-contentType ?>
+<FormTemplates xmlns="http://schemas.microsoft.com/sharepoint/v3/contenttype/forms">
+  <Display>DocumentLibraryForm</Display>
+  <Edit>DocumentLibraryForm</Edit>
+  <New>DocumentLibraryForm</New>
+</FormTemplates>
+</file>
+
 <file path=customXml/item3.xml><?xml version="1.0" encoding="utf-8"?>
+<b:Sources xmlns:b="http://schemas.openxmlformats.org/officeDocument/2006/bibliography" xmlns="http://schemas.openxmlformats.org/officeDocument/2006/bibliography" SelectedStyle="\APASixthEditionOfficeOnline.xsl" StyleName="APA" Version="6"/>
+</file>
+
+<file path=customXml/item4.xml><?xml version="1.0" encoding="utf-8"?>
 <p:properties xmlns:p="http://schemas.microsoft.com/office/2006/metadata/properties" xmlns:xsi="http://www.w3.org/2001/XMLSchema-instance" xmlns:pc="http://schemas.microsoft.com/office/infopath/2007/PartnerControls">
   <documentManagement/>
 </p:properties>
 </file>
 
-<file path=customXml/item4.xml><?xml version="1.0" encoding="utf-8"?>
-<b:Sources xmlns:b="http://schemas.openxmlformats.org/officeDocument/2006/bibliography" xmlns="http://schemas.openxmlformats.org/officeDocument/2006/bibliography" SelectedStyle="\APASixthEditionOfficeOnline.xsl" StyleName="APA" Version="6"/>
-</file>
-
 <file path=customXml/itemProps1.xml><?xml version="1.0" encoding="utf-8"?>
-<ds:datastoreItem xmlns:ds="http://schemas.openxmlformats.org/officeDocument/2006/customXml" ds:itemID="{F99C4A69-2199-4F0E-B095-005F11429EED}">
-  <ds:schemaRefs>
-    <ds:schemaRef ds:uri="http://schemas.microsoft.com/sharepoint/v3/contenttype/forms"/>
-  </ds:schemaRefs>
-</ds:datastoreItem>
-</file>
-
-<file path=customXml/itemProps2.xml><?xml version="1.0" encoding="utf-8"?>
 <ds:datastoreItem xmlns:ds="http://schemas.openxmlformats.org/officeDocument/2006/customXml" ds:itemID="{B3715E09-15E7-413A-9BF3-994B1F4DCEA0}">
   <ds:schemaRefs>
     <ds:schemaRef ds:uri="http://schemas.microsoft.com/office/2006/metadata/contentType"/>
@@ -31155,19 +31520,27 @@
 </ds:datastoreItem>
 </file>
 
+<file path=customXml/itemProps2.xml><?xml version="1.0" encoding="utf-8"?>
+<ds:datastoreItem xmlns:ds="http://schemas.openxmlformats.org/officeDocument/2006/customXml" ds:itemID="{F99C4A69-2199-4F0E-B095-005F11429EED}">
+  <ds:schemaRefs>
+    <ds:schemaRef ds:uri="http://schemas.microsoft.com/sharepoint/v3/contenttype/forms"/>
+  </ds:schemaRefs>
+</ds:datastoreItem>
+</file>
+
 <file path=customXml/itemProps3.xml><?xml version="1.0" encoding="utf-8"?>
-<ds:datastoreItem xmlns:ds="http://schemas.openxmlformats.org/officeDocument/2006/customXml" ds:itemID="{DE4C094D-D12A-45EF-90D1-D76D17B6E427}">
+<ds:datastoreItem xmlns:ds="http://schemas.openxmlformats.org/officeDocument/2006/customXml" ds:itemID="{BC6D8BCE-58E4-46C3-BADD-1867298A33AD}">
   <ds:schemaRefs>
-    <ds:schemaRef ds:uri="http://schemas.microsoft.com/office/2006/metadata/properties"/>
-    <ds:schemaRef ds:uri="http://schemas.microsoft.com/office/infopath/2007/PartnerControls"/>
+    <ds:schemaRef ds:uri="http://schemas.openxmlformats.org/officeDocument/2006/bibliography"/>
   </ds:schemaRefs>
 </ds:datastoreItem>
 </file>
 
 <file path=customXml/itemProps4.xml><?xml version="1.0" encoding="utf-8"?>
-<ds:datastoreItem xmlns:ds="http://schemas.openxmlformats.org/officeDocument/2006/customXml" ds:itemID="{BC6D8BCE-58E4-46C3-BADD-1867298A33AD}">
+<ds:datastoreItem xmlns:ds="http://schemas.openxmlformats.org/officeDocument/2006/customXml" ds:itemID="{DE4C094D-D12A-45EF-90D1-D76D17B6E427}">
   <ds:schemaRefs>
-    <ds:schemaRef ds:uri="http://schemas.openxmlformats.org/officeDocument/2006/bibliography"/>
+    <ds:schemaRef ds:uri="http://schemas.microsoft.com/office/2006/metadata/properties"/>
+    <ds:schemaRef ds:uri="http://schemas.microsoft.com/office/infopath/2007/PartnerControls"/>
   </ds:schemaRefs>
 </ds:datastoreItem>
 </file>
